--- a/ws2/files/WS2_Prework_Messages.docx
+++ b/ws2/files/WS2_Prework_Messages.docx
@@ -73,7 +73,7 @@
         <w:t xml:space="preserve">Subject: </w:t>
       </w:r>
       <w:r>
-        <w:t xml:space="preserve">PM Summit 5 Nov: 15 minutes of prep for the AI breakout</w:t>
+        <w:t xml:space="preserve">PM Summit 5 Nov: a 20-minute story before the AI breakout</w:t>
       </w:r>
     </w:p>
     <w:p>
@@ -88,12 +88,12 @@
     </w:p>
     <w:p>
       <w:r>
-        <w:t xml:space="preserve">Your room: [room / site / Teams link]. Your challenge: [C_ challenge name] (card attached).</w:t>
-      </w:r>
-    </w:p>
-    <w:p>
-      <w:r>
-        <w:t xml:space="preserve">Please spend about 15 minutes before the summit:</w:t>
+        <w:t xml:space="preserve">Your room: [room / site / Teams link]. Your case file: [C_] (at the back of the attached story).</w:t>
+      </w:r>
+    </w:p>
+    <w:p>
+      <w:r>
+        <w:t xml:space="preserve">Please spend about 20 minutes before the summit:</w:t>
       </w:r>
     </w:p>
     <w:p>
@@ -106,7 +106,7 @@
         <w:spacing w:after="60"/>
       </w:pPr>
       <w:r>
-        <w:t xml:space="preserve">Read your challenge card.</w:t>
+        <w:t xml:space="preserve">Read “Week 38”, the attached story (about 12 minutes). It follows the new PM of an invented chip project, KESTREL, through one very ordinary, very bad week.</w:t>
       </w:r>
     </w:p>
     <w:p>
@@ -119,7 +119,20 @@
         <w:spacing w:after="60"/>
       </w:pPr>
       <w:r>
-        <w:t xml:space="preserve">Think of one real moment when this pain hit you, and be ready to describe it in two sentences. Please do not bring confidential documents; the room works only with fictional sample data.</w:t>
+        <w:t xml:space="preserve">Open your room’s case file, [C_], at the back and read it as if the problem were yours. Every case file hides at least two things a careful PM would catch. Note what you spot and keep it to yourself until the room.</w:t>
+      </w:r>
+    </w:p>
+    <w:p>
+      <w:pPr>
+        <w:pStyle w:val="ListParagraph"/>
+        <w:numPr>
+          <w:ilvl w:val="0"/>
+          <w:numId w:val="2"/>
+        </w:numPr>
+        <w:spacing w:after="60"/>
+      </w:pPr>
+      <w:r>
+        <w:t xml:space="preserve">Think of one real moment when this pain hit you, and be ready to describe it in two sentences. Please do not bring confidential documents; the room works only with the fictional KESTREL data.</w:t>
       </w:r>
     </w:p>
     <w:p>
@@ -213,6 +226,19 @@
     <w:p>
       <w:r>
         <w:t xml:space="preserve">Before the briefing on [date], please:</w:t>
+      </w:r>
+    </w:p>
+    <w:p>
+      <w:pPr>
+        <w:pStyle w:val="ListParagraph"/>
+        <w:numPr>
+          <w:ilvl w:val="0"/>
+          <w:numId w:val="3"/>
+        </w:numPr>
+        <w:spacing w:after="60"/>
+      </w:pPr>
+      <w:r>
+        <w:t xml:space="preserve">Read “Week 38”, the story participants get as pre-work, including your room’s case file.</w:t>
       </w:r>
     </w:p>
     <w:p>

--- a/ws2/files/WS2_Prework_Messages.docx
+++ b/ws2/files/WS2_Prework_Messages.docx
@@ -106,7 +106,7 @@
         <w:spacing w:after="60"/>
       </w:pPr>
       <w:r>
-        <w:t xml:space="preserve">Read “Week 38”, the attached story (about 12 minutes). It follows the new PM of an invented chip project, KESTREL, through one very ordinary, very bad week.</w:t>
+        <w:t xml:space="preserve">Read “Fourteen Days”, the attached story (about 12 minutes). It follows the new project manager of KESTREL, a chip project fourteen days from tape-out, through one very ordinary, very bad week.</w:t>
       </w:r>
     </w:p>
     <w:p>
@@ -132,7 +132,7 @@
         <w:spacing w:after="60"/>
       </w:pPr>
       <w:r>
-        <w:t xml:space="preserve">Think of one real moment when this pain hit you, and be ready to describe it in two sentences. Please do not bring confidential documents; the room works only with the fictional KESTREL data.</w:t>
+        <w:t xml:space="preserve">Think of one real moment when this pain hit you, and be ready to describe it in two sentences. Please do not bring confidential documents; everything the room needs is in the case file.</w:t>
       </w:r>
     </w:p>
     <w:p>
@@ -238,7 +238,7 @@
         <w:spacing w:after="60"/>
       </w:pPr>
       <w:r>
-        <w:t xml:space="preserve">Read “Week 38”, the story participants get as pre-work, including your room’s case file.</w:t>
+        <w:t xml:space="preserve">Read “Fourteen Days”, the story participants get as pre-work, including your room’s case file.</w:t>
       </w:r>
     </w:p>
     <w:p>

--- a/ws2/files/WS2_Prework_Messages.docx
+++ b/ws2/files/WS2_Prework_Messages.docx
@@ -119,7 +119,7 @@
         <w:spacing w:after="60"/>
       </w:pPr>
       <w:r>
-        <w:t xml:space="preserve">Open your room’s case file, [C_], at the back and read it as if the problem were yours. Every case file hides at least two things a careful PM would catch. Note what you spot and keep it to yourself until the room.</w:t>
+        <w:t xml:space="preserve">Open your room’s case file, [C_], at the back and read it as the project manager: which parts of this work would you hand to an agent, and which would you keep?</w:t>
       </w:r>
     </w:p>
     <w:p>
@@ -132,7 +132,7 @@
         <w:spacing w:after="60"/>
       </w:pPr>
       <w:r>
-        <w:t xml:space="preserve">Think of one real moment when this pain hit you, and be ready to describe it in two sentences. Please do not bring confidential documents; everything the room needs is in the case file.</w:t>
+        <w:t xml:space="preserve">Map your own week: how long does this job take you, step by step? Mark which steps are repetitive and which need your judgment.</w:t>
       </w:r>
     </w:p>
     <w:p>
@@ -145,7 +145,7 @@
         <w:spacing w:after="60"/>
       </w:pPr>
       <w:r>
-        <w:t xml:space="preserve">Estimate what this pain costs you. Hours per week or per month is enough.</w:t>
+        <w:t xml:space="preserve">Bring one idea for the hours back: a decision you would prepare better, a stakeholder you would see sooner, or time to think ahead. Please do not bring confidential documents; everything the room needs is in the case file.</w:t>
       </w:r>
     </w:p>
     <w:p>

--- a/ws2/files/WS2_Prework_Messages.docx
+++ b/ws2/files/WS2_Prework_Messages.docx
@@ -83,7 +83,12 @@
     </w:p>
     <w:p>
       <w:r>
-        <w:t xml:space="preserve">At the PM Summit on Thursday 5 November you will join a 60-minute breakout in the “PM Role in an AI World” session. Your room takes one pain point that most PMs know well, designs an AI assistant for it, tests it on sample data, and leaves with a small pilot that someone will run in the two weeks after the summit.</w:t>
+        <w:t xml:space="preserve">At the PM Summit on Thursday 5 November you will join a 60-minute breakout in the “PM Role in an AI World” session. Your room takes one job that eats a project manager’s week, maps where the hours go, and builds an agent that takes the repetitive part, so the project manager gets time back for decisions, stakeholders and strategy. You test it on sample data and leave with a small pilot that someone will run in the two weeks after the summit.</w:t>
+      </w:r>
+    </w:p>
+    <w:p>
+      <w:r>
+        <w:t xml:space="preserve">At the end, all rooms meet for a 15-minute Summit Debrief. Each room shows the hours its agent gives back and what that time buys the project, and then everyone votes on one question: which pilot would you implement on Monday morning?</w:t>
       </w:r>
     </w:p>
     <w:p>
@@ -300,6 +305,11 @@
     </w:p>
     <w:p>
       <w:r>
+        <w:t xml:space="preserve">At the end of the hour your scribe reads the room’s 90-second debrief card at the Summit Debrief; rooms are called in the order C2, C5, C1, C4, C6, C3.</w:t>
+      </w:r>
+    </w:p>
+    <w:p>
+      <w:r>
         <w:t xml:space="preserve">On the day, arrive 10 minutes early to check the room, the screen and the capture link [link]. If the network or the AI tool fails, switch to the paper test in the Pilot Pack; the room can still finish at Level 2.</w:t>
       </w:r>
     </w:p>
@@ -399,7 +409,20 @@
         <w:spacing w:after="60"/>
       </w:pPr>
       <w:r>
-        <w:t xml:space="preserve">Which card each room takes. Entry-level rooms: C2 or C1. Mixed rooms: C1, C3, C4 or C5. Experienced rooms: C6 or C4. With six or more rooms, please cover every card at least once.</w:t>
+        <w:t xml:space="preserve">Which card each room takes. Every region runs C3 The Silent Risk and C6 Change Request Ripple; give C6 to your most experienced room. Then add C1, C4, C2 and C5, in that order. With six or more rooms, please cover every card at least once.</w:t>
+      </w:r>
+    </w:p>
+    <w:p>
+      <w:pPr>
+        <w:pStyle w:val="ListParagraph"/>
+        <w:numPr>
+          <w:ilvl w:val="0"/>
+          <w:numId w:val="4"/>
+        </w:numPr>
+        <w:spacing w:after="60"/>
+      </w:pPr>
+      <w:r>
+        <w:t xml:space="preserve">A host for your region’s 15-minute Summit Debrief straight after the rooms, and a screen for the live scoreboard in the kit.</w:t>
       </w:r>
     </w:p>
     <w:p>
@@ -505,7 +528,7 @@
         <w:sz w:val="16"/>
         <w:szCs w:val="16"/>
       </w:rPr>
-      <w:t xml:space="preserve">Pain to Pilot · Pre-work messages · draft v0.1</w:t>
+      <w:t xml:space="preserve">Pain to Pilot · Pre-work messages · draft v0.2</w:t>
     </w:r>
     <w:r>
       <w:rPr>

--- a/ws2/files/WS2_Prework_Messages.docx
+++ b/ws2/files/WS2_Prework_Messages.docx
@@ -155,12 +155,12 @@
     </w:p>
     <w:p>
       <w:r>
-        <w:t xml:space="preserve">You do not need any AI experience. Rooms mix beginners and experienced users on purpose, and everyone has a role.</w:t>
-      </w:r>
-    </w:p>
-    <w:p>
-      <w:r>
-        <w:t xml:space="preserve">[Builders only: please log in to [approved AI tool] before the summit and check that you can paste in text. If you cannot, contact [name].]</w:t>
+        <w:t xml:space="preserve">One prerequisite: every room needs at least one member with Agent Builder activated in Copilot Premium. That person is the room’s Builder. Everyone else brings ideas and experience and needs no AI expertise; rooms mix beginners and experienced users on purpose, and everyone has a role.</w:t>
+      </w:r>
+    </w:p>
+    <w:p>
+      <w:r>
+        <w:t xml:space="preserve">[Builders only: before the summit, please check that Agent Builder is activated in your Copilot Premium and that you can create an agent. If you cannot, contact [name].]</w:t>
       </w:r>
     </w:p>
     <w:p>
@@ -396,7 +396,7 @@
         <w:spacing w:after="60"/>
       </w:pPr>
       <w:r>
-        <w:t xml:space="preserve">For each room: a facilitator, a Builder with access to [approved AI tool], and a backup.</w:t>
+        <w:t xml:space="preserve">For each room: a facilitator, a Builder with Agent Builder activated in Copilot Premium (a prerequisite), and a backup.</w:t>
       </w:r>
     </w:p>
     <w:p>

--- a/ws2/files/WS2_Prework_Messages.docx
+++ b/ws2/files/WS2_Prework_Messages.docx
@@ -58,7 +58,7 @@
         <w:t xml:space="preserve">Send: </w:t>
       </w:r>
       <w:r>
-        <w:t xml:space="preserve">Thu 29 Oct, one week before the summit, from the regional lead or WS2</w:t>
+        <w:t xml:space="preserve">Thu 29 Oct, one week before the summit, once rooms are allocated (Mon 26 Oct), from the regional lead or WS2</w:t>
       </w:r>
     </w:p>
     <w:p>
@@ -98,7 +98,7 @@
     </w:p>
     <w:p>
       <w:r>
-        <w:t xml:space="preserve">Please spend about 20 minutes before the summit:</w:t>
+        <w:t xml:space="preserve">Your room and case file are allocated in advance, so there is nothing to prepare on 5 November. Please spend about 20 minutes on these steps before the summit, by Tuesday 3 November:</w:t>
       </w:r>
     </w:p>
     <w:p>

--- a/ws2/files/WS2_Prework_Messages.docx
+++ b/ws2/files/WS2_Prework_Messages.docx
@@ -73,7 +73,7 @@
         <w:t xml:space="preserve">Subject: </w:t>
       </w:r>
       <w:r>
-        <w:t xml:space="preserve">PM Summit 5 Nov: a 20-minute story before the AI breakout</w:t>
+        <w:t xml:space="preserve">PM Summit 5 Nov: your room and pre-work for the AI breakout</w:t>
       </w:r>
     </w:p>
     <w:p>
@@ -98,7 +98,7 @@
     </w:p>
     <w:p>
       <w:r>
-        <w:t xml:space="preserve">Your room and case file are allocated in advance, so there is nothing to prepare on 5 November. Please spend about 20 minutes on these steps before the summit, by Tuesday 3 November:</w:t>
+        <w:t xml:space="preserve">Your room and case file are allocated in advance, so there is nothing to prepare on 5 November. The pre-work below is essential, because everything your room does on the day builds on it. Please complete it before the summit, by Tuesday 3 November:</w:t>
       </w:r>
     </w:p>
     <w:p>
@@ -111,7 +111,7 @@
         <w:spacing w:after="60"/>
       </w:pPr>
       <w:r>
-        <w:t xml:space="preserve">Read “Fourteen Days”, the attached story (about 12 minutes). It follows the new project manager of KESTREL, a chip project fourteen days from tape-out, through one very ordinary, very bad week.</w:t>
+        <w:t xml:space="preserve">Read “Fourteen Days”, the attached story. It follows the new project manager of KESTREL, a chip project fourteen days from tape-out, through one very ordinary, very bad week.</w:t>
       </w:r>
     </w:p>
     <w:p>
